--- a/output_receita_federal/instrucao_normativa_srf/documents/in_srf_76_20010918.docx
+++ b/output_receita_federal/instrucao_normativa_srf/documents/in_srf_76_20010918.docx
@@ -12,22 +12,30 @@
     </w:p>
     <w:p>
       <w:r>
+        <w:rPr>
+          <w:i/>
+        </w:rPr>
+        <w:t>[Revogado(a) pelo(a) Instrução Normativa RFB nº 2155, de 4 de agosto de 2023]</w:t>
+      </w:r>
+    </w:p>
+    <w:p>
+      <w:r>
         <w:t>Dispõe sobre as restituições do imposto de renda das pessoas físicas pela rede arrecadadora de receitas federais.</w:t>
       </w:r>
     </w:p>
     <w:p>
       <w:r>
-        <w:t>O SECRETÁRIO DA RECEITA FEDERAL, no uso da atribuição que lhe confere o inciso III do art. 209 do Regimento Interno da Secretaria da Receita Federal, aprovado pela Portaria MF No 259, de 24 de agosto de 2001, e tendo em vista o disposto no art. 16 da Lei No 9.250, de 26 de dezembro de 1995, resolve:</w:t>
+        <w:t>O SECRETÁRIO DA RECEITA FEDERAL, no uso da atribuição que lhe confere o inciso III do art. 209 do Regimento Interno da Secretaria da Receita Federal, aprovado pela Portaria MF nº 259, de 24 de agosto de 2001, e tendo em vista o disposto no art. 16 da Lei nº 9.250, de 26 de dezembro de 1995, resolve:</w:t>
       </w:r>
     </w:p>
     <w:p>
       <w:r>
-        <w:t>Art. 1o O valor do imposto de renda pago a maior, apurado na declaração de ajuste anual do imposto de renda das pessoas físicas, será restituído por intermédio dos bancos integrantes da rede arrecadadora de receitas federais autorizados a receber as declarações, bem assim pelos demais bancos indicados pelos contribuintes, observadas as disposições desta Instrução Normativa.</w:t>
+        <w:t>Art. 1º O valor do imposto de renda pago a maior, apurado na declaração de ajuste anual do imposto de renda das pessoas físicas, será restituído por intermédio dos bancos integrantes da rede arrecadadora de receitas federais autorizados a receber as declarações, bem assim pelos demais bancos indicados pelos contribuintes, observadas as disposições desta Instrução Normativa.</w:t>
       </w:r>
     </w:p>
     <w:p>
       <w:r>
-        <w:t>Art. 2o A Secretaria da Receita Federal (SRF) fornecerá aos bancos, em meio magnético:</w:t>
+        <w:t>Art. 2º A Secretaria da Receita Federal (SRF) fornecerá aos bancos, em meio magnético:</w:t>
       </w:r>
     </w:p>
     <w:p>
@@ -47,47 +55,47 @@
     </w:p>
     <w:p>
       <w:r>
-        <w:t>Art. 3o Os valores das restituições serão repassados aos bancos integrantes da rede de recepção de declarações, por intermédio da Secretaria do Tesouro Nacional (STN), a cada lote de processamento, com antecedência de cinco dias úteis da data a partir da qual ficarão disponíveis para pagamento aos destinatários.</w:t>
+        <w:t>Art. 3º Os valores das restituições serão repassados aos bancos integrantes da rede de recepção de declarações, por intermédio da Secretaria do Tesouro Nacional (STN), a cada lote de processamento, com antecedência de cinco dias úteis da data a partir da qual ficarão disponíveis para pagamento aos destinatários.</w:t>
       </w:r>
     </w:p>
     <w:p>
       <w:r>
-        <w:t>§ 1o Para os bancos que somente integram a rede de crédito das restituições e para os demais que, embora não integrando a rede de crédito, venham a ser indicados pelo contribuinte, os recursos serão repassados pelo Banco do Brasil S/A, por meio de Documento de Compensação do Sistema de Administração Financeira do Governo Federal (DOC-Siafi), no dia anterior ao previsto para início do crédito.</w:t>
+        <w:t>§ 1º Para os bancos que somente integram a rede de crédito das restituições e para os demais que, embora não integrando a rede de crédito, venham a ser indicados pelo contribuinte, os recursos serão repassados pelo Banco do Brasil S/A, por meio de Documento de Compensação do Sistema de Administração Financeira do Governo Federal (DOC-Siafi), no dia anterior ao previsto para início do crédito.</w:t>
       </w:r>
     </w:p>
     <w:p>
       <w:r>
-        <w:t>§ 2o Na hipótese do § 1o deste artigo, os recursos serão transferidos ao Banco do Brasil pela STN, com antecedência de seis dias úteis da data fixada para o pagamento da restituição.</w:t>
+        <w:t>§ 2º Na hipótese do § 1º deste artigo, os recursos serão transferidos ao Banco do Brasil pela STN, com antecedência de seis dias úteis da data fixada para o pagamento da restituição.</w:t>
       </w:r>
     </w:p>
     <w:p>
       <w:r>
-        <w:t>Art. 4o A SRF expedirá comunicação aos contribuintes para informar o valor da restituição, o banco e a agência bancária encarregada do crédito ou a agência do Banco do Brasil onde este ficará disponível aguardando autorização de crédito ou transferência.</w:t>
+        <w:t>Art. 4º A SRF expedirá comunicação aos contribuintes para informar o valor da restituição, o banco e a agência bancária encarregada do crédito ou a agência do Banco do Brasil onde este ficará disponível aguardando autorização de crédito ou transferência.</w:t>
       </w:r>
     </w:p>
     <w:p>
       <w:r>
-        <w:t>Art. 5o O crédito deverá ser efetuado em conta corrente ou de poupança dos destinatários das restituições devidamente identificados pelo estabelecimento bancário.</w:t>
+        <w:t>Art. 5º O crédito deverá ser efetuado em conta corrente ou de poupança dos destinatários das restituições devidamente identificados pelo estabelecimento bancário.</w:t>
       </w:r>
     </w:p>
     <w:p>
       <w:r>
-        <w:t>§ 1o A prova inequívoca do crédito da restituição ao contribuinte é de inteira responsabilidade do Banco, que manterá os comprovantes dos pagamentos efetuados, ou respectivos microfilmes, por lotes, durante cinco anos, contados da data do pagamento.</w:t>
+        <w:t>§ 1º A prova inequívoca do crédito da restituição ao contribuinte é de inteira responsabilidade do Banco, que manterá os comprovantes dos pagamentos efetuados, ou respectivos microfilmes, por lotes, durante cinco anos, contados da data do pagamento.</w:t>
       </w:r>
     </w:p>
     <w:p>
       <w:r>
-        <w:t>§ 2o O Banco deverá creditar o valor da restituição na conta indicada pelo contribuinte em sua declaração de ajuste anual, conforme constar do arquivo magnético a ser fornecido pela SRF.</w:t>
+        <w:t>§ 2º O Banco deverá creditar o valor da restituição na conta indicada pelo contribuinte em sua declaração de ajuste anual, conforme constar do arquivo magnético a ser fornecido pela SRF.</w:t>
       </w:r>
     </w:p>
     <w:p>
       <w:r>
-        <w:t>§ 3o Na hipótese de não haver indicação de conta corrente ou de conta de poupança na declaração de ajuste, ou de indicação com dados incorretos que impeçam sua identificação, a restituição ficará disponível no Banco do Brasil, que providenciará o crédito em conta corrente ou de poupança que vier a ser indicada pelo contribuinte.</w:t>
+        <w:t>§ 3º Na hipótese de não haver indicação de conta corrente ou de conta de poupança na declaração de ajuste, ou de indicação com dados incorretos que impeçam sua identificação, a restituição ficará disponível no Banco do Brasil, que providenciará o crédito em conta corrente ou de poupança que vier a ser indicada pelo contribuinte.</w:t>
       </w:r>
     </w:p>
     <w:p>
       <w:r>
-        <w:t>Art. 6o Para efeito de restituição a outra pessoa que não o próprio contribuinte, a pessoa indicada para recebê-la deverá informar a conta corrente ou de poupança (número da conta, banco e agência) de sua titularidade e apresentar:</w:t>
+        <w:t>Art. 6º Para efeito de restituição a outra pessoa que não o próprio contribuinte, a pessoa indicada para recebê-la deverá informar a conta corrente ou de poupança (número da conta, banco e agência) de sua titularidade e apresentar:</w:t>
       </w:r>
     </w:p>
     <w:p>
@@ -97,22 +105,22 @@
     </w:p>
     <w:p>
       <w:r>
-        <w:t>II - Alvará Judicial, no caso de contribuinte falecido, quando houver bens a inventariar, ou autorização emitida pela autoridade fiscal da jurisdição do contribuinte, quando não houver bens a inventariar ou a arrolar, observado o disposto na Instrução Normativa SRF No 56/89, de 31 de maio de 1989;</w:t>
+        <w:t>II - Alvará Judicial, no caso de contribuinte falecido, quando houver bens a inventariar, ou autorização emitida pela autoridade fiscal da jurisdição do contribuinte, quando não houver bens a inventariar ou a arrolar, observado o disposto na Instrução Normativa SRF nº 56/89, de 31 de maio de 1989;</w:t>
       </w:r>
     </w:p>
     <w:p>
       <w:r>
-        <w:t>§ 1o Quando a restituição for devida a menor de idade, o pagamento será efetuado a um dos pais, que deverá apresentar autorização do cônjuge ou certidão de óbito, se este for falecido, ou ao tutor, que apresentará o Termo de Tutela.</w:t>
+        <w:t>§ 1º Quando a restituição for devida a menor de idade, o pagamento será efetuado a um dos pais, que deverá apresentar autorização do cônjuge ou certidão de óbito, se este for falecido, ou ao tutor, que apresentará o Termo de Tutela.</w:t>
       </w:r>
     </w:p>
     <w:p>
       <w:r>
-        <w:t>§ 2o Os documentos de que trata este artigo deverão ser mantidos em boa guarda pelo estabelecimento bancário, pelo prazo referido no § 1o do art. 5o.</w:t>
+        <w:t>§ 2º Os documentos de que trata este artigo deverão ser mantidos em boa guarda pelo estabelecimento bancário, pelo prazo referido no § 1º do art. 5º.</w:t>
       </w:r>
     </w:p>
     <w:p>
       <w:r>
-        <w:t>Art. 7o O contribuinte que entender insuficiente o valor da restituição poderá receber a importância disponível no banco e reclamar a diferença na unidade local da SRF.</w:t>
+        <w:t>Art. 7º O contribuinte que entender insuficiente o valor da restituição poderá receber a importância disponível no banco e reclamar a diferença na unidade local da SRF.</w:t>
       </w:r>
     </w:p>
     <w:p>
@@ -122,7 +130,7 @@
     </w:p>
     <w:p>
       <w:r>
-        <w:t>Art. 8o Decorrido o período um ano, contado do dia em que os valores das restituições ficaram disponíveis para resgate, os bancos recolherão ao Tesouro Nacional os valores correspondentes às restituições não pagas.</w:t>
+        <w:t>Art. 8º Decorrido o período um ano, contado do dia em que os valores das restituições ficaram disponíveis para resgate, os bancos recolherão ao Tesouro Nacional os valores correspondentes às restituições não pagas.</w:t>
       </w:r>
     </w:p>
     <w:p>
@@ -132,7 +140,7 @@
     </w:p>
     <w:p>
       <w:r>
-        <w:t>Art. 9o Os bancos deverão encaminhar à SRF, até o décimo dia útil subseqüente ao do vencimento do prazo mencionado no parágrafo único do art. 8o, a prestação de contas relativa às restituições.</w:t>
+        <w:t>Art. 9º Os bancos deverão encaminhar à SRF, até o décimo dia útil subseqüente ao do vencimento do prazo mencionado no parágrafo único do art. 8º, a prestação de contas relativa às restituições.</w:t>
       </w:r>
     </w:p>
     <w:p>
@@ -142,7 +150,7 @@
     </w:p>
     <w:p>
       <w:r>
-        <w:t>Art. 11. A prestação de contas das restituições pagas por meio de DOC-Siafi será feita pelo Banco do Brasil, observados os prazos constantes dos arts. 9o e 10 desta Instrução Normativa.</w:t>
+        <w:t>Art. 11. A prestação de contas das restituições pagas por meio de DOC-Siafi será feita pelo Banco do Brasil, observados os prazos constantes dos arts. 9º e 10 desta Instrução Normativa.</w:t>
       </w:r>
     </w:p>
     <w:p>
@@ -152,12 +160,12 @@
     </w:p>
     <w:p>
       <w:r>
-        <w:t>I - no caso de pagamento ou crédito da restituição à pessoa indevida, multa de 10% sobre o valor restituído, não inferior a R$ 50,00 (cinqüenta reais), independentemente do ressarcimento à União do valor pago indevidamente, acrescido dos juros previstos no inciso II do art. 2o, calculados até a data do ressarcimento;</w:t>
+        <w:t>I - no caso de pagamento ou crédito da restituição à pessoa indevida, multa de 10% sobre o valor restituído, não inferior a R$ 50,00 (cinqüenta reais), independentemente do ressarcimento à União do valor pago indevidamente, acrescido dos juros previstos no inciso II do art. 2º, calculados até a data do ressarcimento;</w:t>
       </w:r>
     </w:p>
     <w:p>
       <w:r>
-        <w:t>II - no caso de inobservância dos prazos previstos nos arts. 8o ao 10 desta Instrução Normativa ou de rejeição da reapresentação da prestação de contas:</w:t>
+        <w:t>II - no caso de inobservância dos prazos previstos nos arts. 8º ao 10 desta Instrução Normativa ou de rejeição da reapresentação da prestação de contas:</w:t>
       </w:r>
     </w:p>
     <w:p>
@@ -192,7 +200,7 @@
     </w:p>
     <w:p>
       <w:r>
-        <w:t>Art. 15. Fica formalmente revogada, sem interrupção de sua força normativa, a Instrução Normativa SRF No 52, de 17 de maio de 2000.</w:t>
+        <w:t>Art. 15. Fica formalmente revogada, sem interrupção de sua força normativa, a Instrução Normativa SRF nº 52, de 17 de maio de 2000.</w:t>
       </w:r>
     </w:p>
     <w:p>
